--- a/hin/docx/26.content.docx
+++ b/hin/docx/26.content.docx
@@ -136,13 +136,6 @@
         <w:rPr>
           <w:lang w:val="hi_IN" w:bidi="hi_IN"/>
         </w:rPr>
-      </w:r>
-      <w:r>
-        <w:rPr>
-          <w:i/>
-          <w:lang w:val="hi_IN" w:bidi="hi_IN"/>
-        </w:rPr>
-        <w:t>यहेजकेल 1:1–3, यहेजकेल 1:4–6, यहेजकेल 1:9, यहेजकेल 1:10, यहेजकेल 1:12, यहेजकेल 1:14, यहेजकेल 1:17, यहेजकेल 1:20–21, यहेजकेल 1:22, यहेजकेल 1:23, यहेजकेल 1:24, यहेजकेल 1:26, यहेजकेल 1:28, यहेजकेल 1:28 (#2), यहेजकेल 2:2, यहेजकेल 2:3, यहेजकेल 2:4, यहेजकेल 2:4–5, यहेजकेल 2:5, यहेजकेल 2:6, यहेजकेल 2:8, यहेजकेल 2:9, यहेजकेल 2:10, यहेजकेल 3:1–3, यहेजकेल 3:4, यहेजकेल 3:6, यहेजकेल 3:7, यहेजकेल 3:8–9, यहेजकेल 3:12, यहेजकेल 3:15, यहेजकेल 3:17, यहेजकेल 3:19, यहेजकेल 3:20, यहेजकेल 3:20 (#2), यहेजकेल 3:20 (#3), यहेजकेल 3:21, यहेजकेल 3:23, यहेजकेल ३:२४, यहेजकेल 3:26, यहेजकेल 3:27, यहेजकेल 4:1–3, यहेजकेल 4:3, यहेजकेल 4:4, यहेजकेल 4:5, यहेजकेल 4:6, यहेजकेल 4:6 (#2), यहेजकेल 4:9, यहेजकेल 4:11–12, यहेजकेल 4:12–13, यहेजकेल 4:14–15, यहेजकेल 4:16, यहेजकेल 4:17, यहेजकेल 5:2, यहेजकेल 5:2 (#2), यहेजकेल 5:5, यहेजकेल 5:6, यहेजकेल 5:8, यहेजकेल 5:10, यहेजकेल 5:11, यहेजकेल 5:12, यहेजकेल 5:12 (#2), यहेजकेल 5:13, यहेजकेल 5:15, यहेजकेल 6:2–3, यहेजकेल 6:5, यहेजकेल 6:6, यहेजकेल 6:7, यहेजकेल 6:8–9, यहेजकेल 6:11, यहेजकेल 6:13, यहेजकेल 6:14, यहेजकेल 7:1–2, यहेजकेल 7:3, यहेजकेल 7:7, यहेजकेल 7:8, यहेजकेल 7:11, यहेजकेल 7:12, यहेजकेल 7:15, यहेजकेल 7:16, यहेजकेल 7:19, यहेजकेल 7:21, यहेजकेल 7:22, यहेजकेल 7:25, यहेजकेल 7:26, यहेजकेल 7:27, यहेजकेल 8:1, यहेजकेल 8:3, यहेजकेल 8:6, यहेजकेल 8:9, यहेजकेल 8:12, यहेजकेल 8:14, यहेजकेल 8:16, यहेजकेल 8:18, यहेजकेल 9:1–2, यहेजकेल 9:3, यहेजकेल 9:4, यहेजकेल 9:6, यहेजकेल 9:8, यहेजकेल 9:9–10, यहेजकेल 9:11, यहेजकेल 10:2, यहेजकेल 10:4, यहेजकेल 10:7, यहेजकेल 10:10, यहेजकेल 10:12, यहेजकेल 10:13, यहेजकेल 10:16–17, यहेजकेल 10:18–19, यहेजकेल 10:20–22, यहेजकेल 11:1, यहेजकेल 11:2, यहेजकेल 11:6, यहेजकेल 11:8, यहेजकेल 11:9, यहेजकेल 11:9–10, यहेजकेल 11:12, यहेजकेल 11:13, यहेजकेल 11:17, यहेजकेल 11:19, यहेजकेल 11:20, यहेजकेल 11:21, यहेजकेल 11:23, यहेजकेल 11:25, यहेजकेल 12:2, यहेजकेल 12:3, यहेजकेल 12:5, यहेजकेल 12:6, यहेजकेल 12:9, यहेजकेल 12:10, यहेजकेल 12:12–13, यहेजकेल 12:14, यहेजकेल 12:16, यहेजकेल 12:19, यहेजकेल 12:20, यहेजकेल 12:22, यहेजकेल 12:24, यहेजकेल 12:27, यहेजकेल 12:28, यहेजकेल 13:2–3, यहेजकेल 13:5, यहेजकेल 13:6–7, यहेजकेल 13:8–9, यहेजकेल 13:14, यहेजकेल 13:15, यहेजकेल 13:16, यहेजकेल 13:17, यहेजकेल 13:18, यहेजकेल 13:20–21, यहेजकेल 13:22, यहेजकेल 13:23, यहेजकेल 14:1, यहेजकेल 14:3, यहेजकेल 14:4, यहेजकेल 14:6, यहेजकेल 14:7–8, यहेजकेल 14:9, यहेजकेल 14:11, यहेजकेल 14:14, यहेजकेल 14:14 (#2), यहेजकेल 14:16, यहेजकेल 14:16 (#2), यहेजकेल 14:18, यहेजकेल 14:18 (#2), यहेजकेल 14:20, यहेजकेल 14:20 (#2), यहेजकेल 14:21, यहेजकेल 14:22, यहेजकेल 14:23, यहेजकेल 15:2, यहेजकेल 15:6, यहेजकेल 15:6 (#2), यहेजकेल 15:7, यहेजकेल 15:8, यहेजकेल 16:3, यहेजकेल 16:5, यहेजकेल 16:7, यहेजकेल 16:8, यहेजकेल 16:14, यहेजकेल 16:15–16, यहेजकेल 16:20, यहेजकेल 16:24, यहेजकेल 16:27, यहेजकेल 16:33–34, यहेजकेल 16:37, यहेजकेल 16:42, यहेजकेल 16:48, यहेजकेल 16:49, यहेजकेल 16:57, यहेजकेल 16:59, यहेजकेल 16:60, यहेजकेल 16:63, यहेजकेल 17:2, यहेजकेल 17:3–4, यहेजकेल 17:5–6, यहेजकेल 17:7, यहेजकेल 17:9–10, यहेजकेल 17:12, यहेजकेल 17:13, यहेजकेल 17:14, यहेजकेल 17:15, यहेजकेल 17:16, यहेजकेल 17:19, यहेजकेल 17:21, यहेजकेल 17:22, यहेजकेल 17:23, यहेजकेल 18:4, यहेजकेल 18:7, यहेजकेल 18:9, यहेजकेल 18:9 (#2), यहेजकेल 18:12–13, यहेजकेल 18:17, यहेजकेल 18:19, यहेजकेल 18:21–22, यहेजकेल 18:24, यहेजकेल 18:30, यहेजकेल 18:30 (#2), यहेजकेल 18:31, यहेजकेल 19:1, यहेजकेल 19:3, यहेजकेल 19:4, यहेजकेल 19:6, यहेजकेल 19:9, यहेजकेल 19:10, यहेजकेल 19:11, यहेजकेल 19:12, यहेजकेल 19:13, यहेजकेल 19:14, यहेजकेल 20:1, यहेजकेल 20:3, यहेजकेल 20:6, यहेजकेल 20:7, यहेजकेल 20:8, यहेजकेल 20:9, यहेजकेल 20:11, यहेजकेल 20:11–12, यहेजकेल 20:13, यहेजकेल 20:13 (#2), यहेजकेल 20:15, यहेजकेल 20:21, यहेजकेल 20:21 (#2), यहेजकेल 20:23, यहेजकेल 20:27–29, यहेजकेल 20:31, यहेजकेल 20:32, यहेजकेल 20:34–35, यहेजकेल 20:38, यहेजकेल 20:40–41, यहेजकेल 20:43, यहेजकेल 20:46–47, यहेजकेल 20:49, यहेजकेल 21:2, यहेजकेल 21:3, यहेजकेल 21:6, यहेजकेल 21:7, यहेजकेल 21:11, यहेजकेल 21:12, यहेजकेल 21:17, यहेजकेल 21:20, यहेजकेल 21:21, यहेजकेल 21:23, यहेजकेल 21:25–27, यहेजकेल 21:27, यहेजकेल 21:28–29, यहेजकेल 21:31, यहेजकेल 22:2–3, यहेजकेल 22:4, यहेजकेल 22:5, यहेजकेल 22:7, यहेजकेल 22:11, यहेजकेल 22:13, यहेजकेल 22:15, यहेजकेल 22:16, यहेजकेल 22:17, यहेजकेल 22:19, यहेजकेल 22:20–22, यहेजकेल 22:26, यहेजकेल 22:28, यहेजकेल 22:30, यहेजकेल 23:2–3, यहेजकेल 23:4, यहेजकेल 23:5–7, यहेजकेल 23:9–10, यहेजकेल 23:11, यहेजकेल 23:18, यहेजकेल 23:22, यहेजकेल 23:25, यहेजकेल 23:29, यहेजकेल 23:30–31, यहेजकेल 23:32, यहेजकेल 23:37, यहेजकेल 23:38–39, यहेजकेल 23:45, यहेजकेल 23:47, यहेजकेल 23:49, यहेजकेल 24:2, यहेजकेल 24:3–5, यहेजकेल 24:6, यहेजकेल 24:7–8, यहेजकेल 24:11, यहेजकेल 24:12, यहेजकेल 24:14, यहेजकेल 24:16–17, यहेजकेल 24:19–21, यहेजकेल 24:22–23, यहेजकेल 24:24, यहेजकेल 24:25–26, यहेजकेल 24:27, यहेजकेल 25:2, यहेजकेल 25:3, यहेजकेल 25:4, यहेजकेल 25:7, यहेजकेल 25:8, यहेजकेल 25:10, यहेजकेल 25:12, यहेजकेल 25:13, यहेजकेल 25:15, यहेजकेल 25:16, यहेजकेल 26:2, यहेजकेल 26:4, यहेजकेल 26:5, यहेजकेल 26:7, यहेजकेल 26:9, यहेजकेल 26:12, यहेजकेल 26:16, यहेजकेल 26:17, यहेजकेल 26:20, यहेजकेल 26:21, यहेजकेल 27:3, यहेजकेल 27:3 (#2), यहेजकेल 27:6, यहेजकेल 27:8, यहेजकेल 27:9, यहेजकेल 27:12, यहेजकेल 27:13, यहेजकेल 27:17, यहेजकेल 27:22, यहेजकेल 27:27, यहेजकेल 27:28, यहेजकेल 27:35, यहेजकेल 27:36, यहेजकेल 28:2, यहेजकेल 28:5, यहेजकेल 28:7, यहेजकेल 28:10, यहेजकेल 28:12, यहेजकेल 28:13, यहेजकेल 28:14, यहेजकेल 28:15, यहेजकेल 28:16, यहेजकेल 28:19, यहेजकेल 28:23, यहेजकेल 28:24, यहेजकेल 28:25–26, यहेजकेल 29:2, यहेजकेल 29:3, यहेजकेल 29:5, यहेजकेल 29:6, यहेजकेल 29:7, यहेजकेल 29:10, यहेजकेल 29:11–12, यहेजकेल 29:14, यहेजकेल 29:18, यहेजकेल 29:19–20, यहेजकेल 29:21, यहेजकेल 29:21 (#2), यहेजकेल 30:2–3, यहेजकेल 30:4–5, यहेजकेल 30:8, यहेजकेल 30:10, यहेजकेल 30:13, यहेजकेल 30:17–18, यहेजकेल 30:21, यहेजकेल 30:23, यहेजकेल 30:25, यहेजकेल 30:25 (#2), यहेजकेल 31:2, यहेजकेल 31:3, यहेजकेल 31:6, यहेजकेल 31:8–9, यहेजकेल 31:10–11, यहेजकेल 31:14, यहेजकेल 31:15, यहेजकेल 31:16, यहेजकेल 31:17, यहेजकेल 31:18, यहेजकेल 32:2, यहेजकेल 32:2 (#2), यहेजकेल 32:4, यहेजकेल 32:7, यहेजकेल 32:9–10, यहेजकेल 32:11, यहेजकेल 32:13, यहेजकेल 32:15, यहेजकेल 32:18, यहेजकेल 32:21, यहेजकेल 32:24, यहेजकेल 32:30, यहेजकेल 32:31, यहेजकेल 33:3, यहेजकेल 33:4, यहेजकेल 33:6, यहेजकेल 33:7, यहेजकेल 33:11, यहेजकेल 33:11 (#2), यहेजकेल 33:12–13, यहेजकेल 33:14–16, यहेजकेल 33:17, यहेजकेल 33:20, यहेजकेल 33:21, यहेजकेल 33:24, यहेजकेल 33:25–26, यहेजकेल 33:28–29, यहेजकेल 33:30–31, यहेजकेल 33:33, यहेजकेल 34:2–3, यहेजकेल 34:4, यहेजकेल 34:5–6, यहेजकेल 34:8, यहेजकेल 34:10, यहेजकेल 34:12–13, यहेजकेल 34:16, यहेजकेल 34:17, यहेजकेल 34:21, यहेजकेल 34:23–24, यहेजकेल 34:25, यहेजकेल 34:28–29, यहेजकेल 34:30, यहेजकेल 34:31, यहेजकेल 35:2, यहेजकेल 35:3, यहेजकेल 35:5, यहेजकेल 35:6, यहेजकेल 35:8, यहेजकेल 35:9, यहेजकेल 35:10, यहेजकेल 35:13, यहेजकेल 35:14–15, यहेजकेल 35:15, यहेजकेल 35:15 (#2), यहेजकेल 35:15 (#3), यहेजकेल 36:1, यहेजकेल 36:2, यहेजकेल 36:5, यहेजकेल 36:7, यहेजकेल 36:8, यहेजकेल 36:10–12, यहेजकेल 36:18, यहेजकेल 36:20, यहेजकेल 36:22, यहेजकेल 36:27, यहेजकेल 36:31, यहेजकेल 36:33, यहेजकेल 36:35, यहेजकेल 36:35–36, यहेजकेल 36:38, यहेजकेल 37:1, यहेजकेल 37:3, यहेजकेल 37:5–6, यहेजकेल 37:7–8, यहेजकेल 37:9–10, यहेजकेल 37:11, यहेजकेल 37:12, यहेजकेल 37:16–17, यहेजकेल 37:19, यहेजकेल 37:21–22, यहेजकेल 37:24, यहेजकेल 37:25, यहेजकेल 37:26, यहेजकेल 37:27–28, यहेजकेल 38:2, यहेजकेल 38:4, यहेजकेल 38:7, यहेजकेल 38:8, यहेजकेल 38:11–12, यहेजकेल 38:12, यहेजकेल 38:15, यहेजकेल 38:17, यहेजकेल 38:18, यहेजकेल 38:19–20, यहेजकेल 38:22, यहेजकेल 38:23, यहेजकेल 39:2, यहेजकेल 39:4, यहेजकेल 39:6, यहेजकेल 39:7, यहेजकेल 39:9–10, यहेजकेल 39:11, यहेजकेल 39:12, यहेजकेल 39:17–18, यहेजकेल 39:21, यहेजकेल 39:23, यहेजकेल 39:25, यहेजकेल 39:26, यहेजकेल 39:29, यहेजकेल 40:1, यहेजकेल 40:1 (#2), यहेजकेल 40:2, यहेजकेल 40:4, यहेजकेल 40:5, यहेजकेल 40:11, यहेजकेल 40:16, यहेजकेल 40:17, यहेजकेल 40:23, यहेजकेल 40:28–29, यहेजकेल 40:38, यहेजकेल 40:41, यहेजकेल 40:46, यहेजकेल 40:47, यहेजकेल 40:49, यहेजकेल 41:1, यहेजकेल 41:3, यहेजकेल 41:7, यहेजकेल 41:13–14, यहेजकेल 41:17, यहेजकेल 41:19, यहेजकेल 41:22, यहेजकेल 41:25, यहेजकेल 42:1, यहेजकेल 42:13, यहेजकेल 42:13 (#2), यहेजकेल 42:13 (#3), यहेजकेल 42:14, यहेजकेल 42:16–19, यहेजकेल 42:20, यहेजकेल 43:1, यहेजकेल 43:2, यहेजकेल 43:5, यहेजकेल 43:7, यहेजकेल 43:8, यहेजकेल 43:10, यहेजकेल 43:10–11, यहेजकेल 43:12, यहेजकेल 43:15, यहेजकेल 43:15 (#2), यहेजकेल 43:19, यहेजकेल 43:19 (#2), यहेजकेल 43:20, यहेजकेल 43:22, यहेजकेल 43:25–26, यहेजकेल 43:27, यहेजकेल 44:1, यहेजकेल 44:1–2, यहेजकेल 44:5, यहेजकेल 44:7, यहेजकेल 44:8, यहेजकेल 44:10–12, यहेजकेल 44:13, यहेजकेल 44:14, यहेजकेल 44:15, यहेजकेल 44:17–18, यहेजकेल 44:22, यहेजकेल 44:23, यहेजकेल 44:24, यहेजकेल 44:28, यहेजकेल 44:29, यहेजकेल 44:31, यहेजकेल 45:1, यहेजकेल 45:4–5, यहेजकेल 45:6, यहेजकेल 45:7, यहेजकेल 45:9, यहेजकेल 45:10, यहेजकेल 45:14, यहेजकेल 45:16, यहेजकेल 45:17, यहेजकेल 45:18, यहेजकेल 45:21, यहेजकेल 45:25, यहेजकेल 46:1, यहेजकेल 46:2, यहेजकेल 46:4, यहेजकेल 46:8, यहेजकेल 46:9, यहेजकेल 46:12, यहेजकेल 46:13, यहेजकेल 46:17, यहेजकेल 46:18, यहेजकेल 46:20, यहेजकेल 46:24, यहेजकेल ४७:१, यहेजकेल 47:2, यहेजकेल 47:5, यहेजकेल 47:7, यहेजकेल 47:8, यहेजकेल 47:11, यहेजकेल 47:12, यहेजकेल 47:13, यहेजकेल 47:16–17, यहेजकेल 47:18, यहेजकेल 47:19, यहेजकेल 47:20, यहेजकेल 47:22, यहेजकेल 47:22 (#2), यहेजकेल 48:1, यहेजकेल 48:2, यहेजकेल 48:3, यहेजकेल 48:4–7, यहेजकेल 48:8, यहेजकेल 48:11, यहेजकेल 48:13, यहेजकेल 48:18, यहेजकेल 48:21, यहेजकेल 48:28, यहेजकेल 48:30–31, यहेजकेल 48:35</w:t>
       </w:r>
       <w:r>
         <w:rPr>

--- a/hin/docx/26.content.docx
+++ b/hin/docx/26.content.docx
@@ -123,19 +123,6 @@
           <w:lang w:val="hi_IN" w:bidi="hi_IN"/>
         </w:rPr>
         <w:t>EZK</w:t>
-      </w:r>
-      <w:r>
-        <w:rPr>
-          <w:lang w:val="hi_IN" w:bidi="hi_IN"/>
-        </w:rPr>
-      </w:r>
-    </w:p>
-    <w:p>
-      <w:pPr/>
-      <w:r>
-        <w:rPr>
-          <w:lang w:val="hi_IN" w:bidi="hi_IN"/>
-        </w:rPr>
       </w:r>
       <w:r>
         <w:rPr>

--- a/hin/docx/26.content.docx
+++ b/hin/docx/26.content.docx
@@ -19,7 +19,7 @@
         <w:rPr>
           <w:lang w:val="hi_IN" w:bidi="hi_IN"/>
         </w:rPr>
-        <w:t>Resource: अनुवाद प्रश्न (unfoldingWord)</w:t>
+        <w:t>Resource: unfoldingWord® Translation Questions</w:t>
       </w:r>
       <w:r>
         <w:rPr>
@@ -85,7 +85,7 @@
         <w:rPr>
           <w:lang w:val="hi_IN" w:bidi="hi_IN"/>
         </w:rPr>
-        <w:t>अनुवाद प्रश्न (unfoldingWord)</w:t>
+        <w:t>unfoldingWord® Translation Questions</w:t>
       </w:r>
     </w:p>
     <w:p>
